--- a/MW_application.docx
+++ b/MW_application.docx
@@ -4,7 +4,7 @@
   <w:body>
     <w:p>
       <w:pPr>
-        <w:pStyle w:val="Body"/>
+        <w:pStyle w:val="Body A"/>
         <w:rPr>
           <w:rFonts w:ascii="Times New Roman" w:cs="Times New Roman" w:hAnsi="Times New Roman" w:eastAsia="Times New Roman"/>
           <w:outline w:val="0"/>
@@ -45,16 +45,7 @@
           <w:rtl w:val="0"/>
           <w:lang w:val="en-US"/>
         </w:rPr>
-        <w:t>…………</w:t>
-      </w:r>
-      <w:r>
-        <w:rPr>
-          <w:rFonts w:ascii="Times New Roman" w:hAnsi="Times New Roman"/>
-          <w:b w:val="1"/>
-          <w:bCs w:val="1"/>
-          <w:rtl w:val="0"/>
-        </w:rPr>
-        <w:t xml:space="preserve"> </w:t>
+        <w:t xml:space="preserve">………… </w:t>
       </w:r>
       <w:r>
         <w:rPr>
@@ -65,6 +56,7 @@
           <w:szCs w:val="36"/>
           <w:u w:color="000000"/>
           <w:rtl w:val="0"/>
+          <w:lang w:val="en-US"/>
           <w14:textFill>
             <w14:solidFill>
               <w14:srgbClr w14:val="000000"/>
@@ -75,36 +67,18 @@
       </w:r>
       <w:r>
         <w:rPr>
-          <w:rFonts w:ascii="Times New Roman" w:hAnsi="Times New Roman"/>
-          <w:b w:val="1"/>
-          <w:bCs w:val="1"/>
-          <w:rtl w:val="0"/>
-        </w:rPr>
-        <w:t xml:space="preserve"> </w:t>
-      </w:r>
-      <w:r>
-        <w:rPr>
           <w:rFonts w:ascii="Times New Roman" w:hAnsi="Times New Roman" w:hint="default"/>
           <w:b w:val="1"/>
           <w:bCs w:val="1"/>
           <w:rtl w:val="0"/>
           <w:lang w:val="en-US"/>
         </w:rPr>
-        <w:t>…………</w:t>
-      </w:r>
-      <w:r>
-        <w:rPr>
-          <w:rFonts w:ascii="Times New Roman" w:hAnsi="Times New Roman"/>
-          <w:b w:val="1"/>
-          <w:bCs w:val="1"/>
-          <w:rtl w:val="0"/>
-        </w:rPr>
-        <w:t xml:space="preserve"> </w:t>
+        <w:t xml:space="preserve"> ………… </w:t>
       </w:r>
     </w:p>
     <w:p>
       <w:pPr>
-        <w:pStyle w:val="Body"/>
+        <w:pStyle w:val="Body A"/>
         <w:spacing w:before="100" w:after="100"/>
         <w:outlineLvl w:val="3"/>
         <w:rPr>
@@ -144,7 +118,7 @@
       <w:tblPr>
         <w:tblW w:w="5349" w:type="dxa"/>
         <w:jc w:val="left"/>
-        <w:tblInd w:w="108" w:type="dxa"/>
+        <w:tblInd w:w="216" w:type="dxa"/>
         <w:tblBorders>
           <w:top w:val="single" w:color="ffffff" w:sz="8" w:space="0" w:shadow="0" w:frame="0"/>
           <w:left w:val="single" w:color="ffffff" w:sz="8" w:space="0" w:shadow="0" w:frame="0"/>
@@ -165,7 +139,7 @@
           <w:shd w:val="clear" w:color="auto" w:fill="cdd4e9"/>
         </w:tblPrEx>
         <w:trPr>
-          <w:trHeight w:val="590" w:hRule="atLeast"/>
+          <w:trHeight w:val="610" w:hRule="atLeast"/>
         </w:trPr>
         <w:tc>
           <w:tcPr>
@@ -187,13 +161,11 @@
           </w:tcPr>
           <w:p>
             <w:pPr>
-              <w:pStyle w:val="Body"/>
+              <w:pStyle w:val="Body A"/>
             </w:pPr>
             <w:r>
               <w:rPr>
                 <w:rFonts w:ascii="Times New Roman" w:hAnsi="Times New Roman"/>
-                <w:b w:val="0"/>
-                <w:bCs w:val="0"/>
                 <w:shd w:val="nil" w:color="auto" w:fill="auto"/>
                 <w:rtl w:val="0"/>
                 <w:lang w:val="en-US"/>
@@ -210,14 +182,6 @@
                 <w:lang w:val="en-US"/>
               </w:rPr>
               <w:t xml:space="preserve">                  ………………………………</w:t>
-            </w:r>
-            <w:r>
-              <w:rPr>
-                <w:rFonts w:ascii="Times New Roman" w:cs="Times New Roman" w:hAnsi="Times New Roman" w:eastAsia="Times New Roman"/>
-                <w:b w:val="1"/>
-                <w:bCs w:val="1"/>
-                <w:shd w:val="nil" w:color="auto" w:fill="auto"/>
-              </w:rPr>
             </w:r>
           </w:p>
         </w:tc>
@@ -241,7 +205,7 @@
           </w:tcPr>
           <w:p>
             <w:pPr>
-              <w:pStyle w:val="Body"/>
+              <w:pStyle w:val="Body A"/>
             </w:pPr>
             <w:r>
               <w:rPr>
@@ -278,7 +242,7 @@
           <w:shd w:val="clear" w:color="auto" w:fill="cdd4e9"/>
         </w:tblPrEx>
         <w:trPr>
-          <w:trHeight w:val="290" w:hRule="atLeast"/>
+          <w:trHeight w:val="310" w:hRule="atLeast"/>
         </w:trPr>
         <w:tc>
           <w:tcPr>
@@ -300,7 +264,7 @@
           </w:tcPr>
           <w:p>
             <w:pPr>
-              <w:pStyle w:val="Body"/>
+              <w:pStyle w:val="Body A"/>
             </w:pPr>
             <w:r>
               <w:rPr>
@@ -352,7 +316,7 @@
           <w:shd w:val="clear" w:color="auto" w:fill="cdd4e9"/>
         </w:tblPrEx>
         <w:trPr>
-          <w:trHeight w:val="590" w:hRule="atLeast"/>
+          <w:trHeight w:val="610" w:hRule="atLeast"/>
         </w:trPr>
         <w:tc>
           <w:tcPr>
@@ -374,7 +338,7 @@
           </w:tcPr>
           <w:p>
             <w:pPr>
-              <w:pStyle w:val="Body"/>
+              <w:pStyle w:val="Body A"/>
               <w:rPr>
                 <w:rFonts w:ascii="Times New Roman" w:cs="Times New Roman" w:hAnsi="Times New Roman" w:eastAsia="Times New Roman"/>
                 <w:b w:val="1"/>
@@ -386,7 +350,7 @@
           </w:p>
           <w:p>
             <w:pPr>
-              <w:pStyle w:val="Body"/>
+              <w:pStyle w:val="Body A"/>
               <w:bidi w:val="0"/>
               <w:ind w:left="0" w:right="0" w:firstLine="0"/>
               <w:jc w:val="left"/>
@@ -442,9 +406,10 @@
     </w:tbl>
     <w:p>
       <w:pPr>
-        <w:pStyle w:val="Body"/>
+        <w:pStyle w:val="Body A"/>
         <w:widowControl w:val="0"/>
         <w:spacing w:before="100" w:after="100"/>
+        <w:ind w:left="108" w:hanging="108"/>
         <w:outlineLvl w:val="3"/>
         <w:rPr>
           <w:rFonts w:ascii="Times New Roman" w:cs="Times New Roman" w:hAnsi="Times New Roman" w:eastAsia="Times New Roman"/>
@@ -463,7 +428,27 @@
     </w:p>
     <w:p>
       <w:pPr>
-        <w:pStyle w:val="Body"/>
+        <w:pStyle w:val="Body A"/>
+        <w:widowControl w:val="0"/>
+        <w:spacing w:before="100" w:after="100"/>
+        <w:ind w:left="108" w:hanging="108"/>
+        <w:outlineLvl w:val="3"/>
+        <w:rPr>
+          <w:rFonts w:ascii="Times New Roman" w:cs="Times New Roman" w:hAnsi="Times New Roman" w:eastAsia="Times New Roman"/>
+          <w:outline w:val="0"/>
+          <w:color w:val="000000"/>
+          <w:u w:color="000000"/>
+          <w14:textFill>
+            <w14:solidFill>
+              <w14:srgbClr w14:val="000000"/>
+            </w14:solidFill>
+          </w14:textFill>
+        </w:rPr>
+      </w:pPr>
+    </w:p>
+    <w:p>
+      <w:pPr>
+        <w:pStyle w:val="Body A"/>
         <w:spacing w:before="100" w:after="100"/>
         <w:outlineLvl w:val="3"/>
         <w:rPr>
@@ -488,7 +473,7 @@
       <w:tblPr>
         <w:tblW w:w="9773" w:type="dxa"/>
         <w:jc w:val="left"/>
-        <w:tblInd w:w="108" w:type="dxa"/>
+        <w:tblInd w:w="216" w:type="dxa"/>
         <w:tblBorders>
           <w:top w:val="single" w:color="ffffff" w:sz="8" w:space="0" w:shadow="0" w:frame="0"/>
           <w:left w:val="single" w:color="ffffff" w:sz="8" w:space="0" w:shadow="0" w:frame="0"/>
@@ -509,7 +494,7 @@
           <w:shd w:val="clear" w:color="auto" w:fill="cdd4e9"/>
         </w:tblPrEx>
         <w:trPr>
-          <w:trHeight w:val="300" w:hRule="atLeast"/>
+          <w:trHeight w:val="310" w:hRule="atLeast"/>
         </w:trPr>
         <w:tc>
           <w:tcPr>
@@ -531,7 +516,7 @@
           </w:tcPr>
           <w:p>
             <w:pPr>
-              <w:pStyle w:val="Body"/>
+              <w:pStyle w:val="Body A"/>
             </w:pPr>
             <w:r>
               <w:rPr>
@@ -572,7 +557,7 @@
           <w:shd w:val="clear" w:color="auto" w:fill="cdd4e9"/>
         </w:tblPrEx>
         <w:trPr>
-          <w:trHeight w:val="300" w:hRule="atLeast"/>
+          <w:trHeight w:val="310" w:hRule="atLeast"/>
         </w:trPr>
         <w:tc>
           <w:tcPr>
@@ -594,7 +579,7 @@
           </w:tcPr>
           <w:p>
             <w:pPr>
-              <w:pStyle w:val="Body"/>
+              <w:pStyle w:val="Body A"/>
             </w:pPr>
             <w:r>
               <w:rPr>
@@ -633,7 +618,7 @@
           <w:shd w:val="clear" w:color="auto" w:fill="cdd4e9"/>
         </w:tblPrEx>
         <w:trPr>
-          <w:trHeight w:val="900" w:hRule="atLeast"/>
+          <w:trHeight w:val="910" w:hRule="atLeast"/>
         </w:trPr>
         <w:tc>
           <w:tcPr>
@@ -655,7 +640,7 @@
           </w:tcPr>
           <w:p>
             <w:pPr>
-              <w:pStyle w:val="Body"/>
+              <w:pStyle w:val="Body A"/>
             </w:pPr>
             <w:r>
               <w:rPr>
@@ -713,7 +698,7 @@
           <w:shd w:val="clear" w:color="auto" w:fill="cdd4e9"/>
         </w:tblPrEx>
         <w:trPr>
-          <w:trHeight w:val="300" w:hRule="atLeast"/>
+          <w:trHeight w:val="310" w:hRule="atLeast"/>
         </w:trPr>
         <w:tc>
           <w:tcPr>
@@ -735,7 +720,7 @@
           </w:tcPr>
           <w:p>
             <w:pPr>
-              <w:pStyle w:val="Body"/>
+              <w:pStyle w:val="Body A"/>
             </w:pPr>
             <w:r>
               <w:rPr>
@@ -776,7 +761,7 @@
           <w:shd w:val="clear" w:color="auto" w:fill="cdd4e9"/>
         </w:tblPrEx>
         <w:trPr>
-          <w:trHeight w:val="300" w:hRule="atLeast"/>
+          <w:trHeight w:val="310" w:hRule="atLeast"/>
         </w:trPr>
         <w:tc>
           <w:tcPr>
@@ -798,7 +783,7 @@
           </w:tcPr>
           <w:p>
             <w:pPr>
-              <w:pStyle w:val="Body"/>
+              <w:pStyle w:val="Body A"/>
             </w:pPr>
             <w:r>
               <w:rPr>
@@ -839,7 +824,7 @@
           <w:shd w:val="clear" w:color="auto" w:fill="cdd4e9"/>
         </w:tblPrEx>
         <w:trPr>
-          <w:trHeight w:val="300" w:hRule="atLeast"/>
+          <w:trHeight w:val="310" w:hRule="atLeast"/>
         </w:trPr>
         <w:tc>
           <w:tcPr>
@@ -861,7 +846,7 @@
           </w:tcPr>
           <w:p>
             <w:pPr>
-              <w:pStyle w:val="Body"/>
+              <w:pStyle w:val="Body A"/>
             </w:pPr>
             <w:r>
               <w:rPr>
@@ -902,7 +887,7 @@
           <w:shd w:val="clear" w:color="auto" w:fill="cdd4e9"/>
         </w:tblPrEx>
         <w:trPr>
-          <w:trHeight w:val="300" w:hRule="atLeast"/>
+          <w:trHeight w:val="310" w:hRule="atLeast"/>
         </w:trPr>
         <w:tc>
           <w:tcPr>
@@ -924,7 +909,7 @@
           </w:tcPr>
           <w:p>
             <w:pPr>
-              <w:pStyle w:val="Body"/>
+              <w:pStyle w:val="Body A"/>
             </w:pPr>
             <w:r>
               <w:rPr>
@@ -963,9 +948,10 @@
     </w:tbl>
     <w:p>
       <w:pPr>
-        <w:pStyle w:val="Body"/>
+        <w:pStyle w:val="Body A"/>
         <w:widowControl w:val="0"/>
         <w:spacing w:before="100" w:after="100"/>
+        <w:ind w:left="108" w:hanging="108"/>
         <w:outlineLvl w:val="3"/>
         <w:rPr>
           <w:rFonts w:ascii="Times New Roman" w:cs="Times New Roman" w:hAnsi="Times New Roman" w:eastAsia="Times New Roman"/>
@@ -976,18 +962,19 @@
     </w:p>
     <w:p>
       <w:pPr>
-        <w:pStyle w:val="Body"/>
-        <w:jc w:val="center"/>
+        <w:pStyle w:val="Body A"/>
+        <w:widowControl w:val="0"/>
+        <w:spacing w:before="100" w:after="100"/>
+        <w:ind w:left="108" w:hanging="108"/>
+        <w:outlineLvl w:val="3"/>
         <w:rPr>
           <w:rFonts w:ascii="Times New Roman" w:cs="Times New Roman" w:hAnsi="Times New Roman" w:eastAsia="Times New Roman"/>
-          <w:sz w:val="27"/>
-          <w:szCs w:val="27"/>
         </w:rPr>
       </w:pPr>
     </w:p>
     <w:p>
       <w:pPr>
-        <w:pStyle w:val="Body"/>
+        <w:pStyle w:val="Body A"/>
         <w:widowControl w:val="0"/>
         <w:spacing w:after="240"/>
         <w:rPr>
@@ -1022,27 +1009,10 @@
         </w:rPr>
         <w:t>I will be accompained by:</w:t>
       </w:r>
-      <w:r>
-        <w:rPr>
-          <w:rFonts w:ascii="Times Roman" w:cs="Times Roman" w:hAnsi="Times Roman" w:eastAsia="Times Roman"/>
-          <w:b w:val="1"/>
-          <w:bCs w:val="1"/>
-          <w:outline w:val="0"/>
-          <w:color w:val="000000"/>
-          <w:u w:color="000000"/>
-          <w:lang w:val="en-US"/>
-          <w14:textFill>
-            <w14:solidFill>
-              <w14:srgbClr w14:val="000000"/>
-            </w14:solidFill>
-          </w14:textFill>
-        </w:rPr>
-        <w:br w:type="textWrapping"/>
-      </w:r>
     </w:p>
     <w:p>
       <w:pPr>
-        <w:pStyle w:val="Body"/>
+        <w:pStyle w:val="Body A"/>
         <w:widowControl w:val="0"/>
         <w:spacing w:after="240"/>
         <w:rPr>
@@ -1082,6 +1052,7 @@
           <w:color w:val="000000"/>
           <w:u w:color="000000"/>
           <w:rtl w:val="0"/>
+          <w:lang w:val="en-US"/>
           <w14:textFill>
             <w14:solidFill>
               <w14:srgbClr w14:val="000000"/>
@@ -1093,7 +1064,7 @@
     </w:p>
     <w:p>
       <w:pPr>
-        <w:pStyle w:val="Body"/>
+        <w:pStyle w:val="Body A"/>
         <w:widowControl w:val="0"/>
         <w:spacing w:after="240"/>
         <w:rPr>
@@ -1133,6 +1104,7 @@
           <w:color w:val="000000"/>
           <w:u w:color="000000"/>
           <w:rtl w:val="0"/>
+          <w:lang w:val="en-US"/>
           <w14:textFill>
             <w14:solidFill>
               <w14:srgbClr w14:val="000000"/>
@@ -1149,7 +1121,6 @@
           <w:outline w:val="0"/>
           <w:color w:val="000000"/>
           <w:u w:color="000000"/>
-          <w:lang w:val="en-US"/>
           <w14:textFill>
             <w14:solidFill>
               <w14:srgbClr w14:val="000000"/>
@@ -1161,7 +1132,7 @@
     </w:p>
     <w:p>
       <w:pPr>
-        <w:pStyle w:val="Body"/>
+        <w:pStyle w:val="Body A"/>
         <w:jc w:val="center"/>
         <w:rPr>
           <w:rFonts w:ascii="Times New Roman" w:cs="Times New Roman" w:hAnsi="Times New Roman" w:eastAsia="Times New Roman"/>
@@ -1179,7 +1150,7 @@
           <mc:Choice Requires="wps">
             <w:drawing xmlns:a="http://schemas.openxmlformats.org/drawingml/2006/main">
               <wp:inline distT="0" distB="0" distL="0" distR="0">
-                <wp:extent cx="5756783" cy="24602"/>
+                <wp:extent cx="5756784" cy="24603"/>
                 <wp:effectExtent l="0" t="0" r="0" b="0"/>
                 <wp:docPr id="1073741825" name="officeArt object" descr="Rectangle"/>
                 <wp:cNvGraphicFramePr/>
@@ -1190,7 +1161,7 @@
                       <wps:spPr>
                         <a:xfrm>
                           <a:off x="0" y="0"/>
-                          <a:ext cx="5756783" cy="24602"/>
+                          <a:ext cx="5756784" cy="24603"/>
                         </a:xfrm>
                         <a:prstGeom prst="rect">
                           <a:avLst/>
@@ -1221,228 +1192,22 @@
           </mc:Fallback>
         </mc:AlternateContent>
       </w:r>
-    </w:p>
-    <w:tbl>
-      <w:tblPr>
-        <w:tblW w:w="8431" w:type="dxa"/>
-        <w:jc w:val="center"/>
-        <w:tblInd w:w="108" w:type="dxa"/>
-        <w:tblBorders>
-          <w:top w:val="single" w:color="ffffff" w:sz="8" w:space="0" w:shadow="0" w:frame="0"/>
-          <w:left w:val="single" w:color="ffffff" w:sz="8" w:space="0" w:shadow="0" w:frame="0"/>
-          <w:bottom w:val="single" w:color="ffffff" w:sz="8" w:space="0" w:shadow="0" w:frame="0"/>
-          <w:right w:val="single" w:color="ffffff" w:sz="8" w:space="0" w:shadow="0" w:frame="0"/>
-          <w:insideH w:val="single" w:color="ffffff" w:sz="8" w:space="0" w:shadow="0" w:frame="0"/>
-          <w:insideV w:val="single" w:color="ffffff" w:sz="8" w:space="0" w:shadow="0" w:frame="0"/>
-        </w:tblBorders>
-        <w:shd w:val="clear" w:color="auto" w:fill="cdd4e9"/>
-        <w:tblLayout w:type="fixed"/>
-      </w:tblPr>
-      <w:tblGrid>
-        <w:gridCol w:w="6077"/>
-        <w:gridCol w:w="2354"/>
-      </w:tblGrid>
-      <w:tr>
-        <w:tblPrEx>
-          <w:shd w:val="clear" w:color="auto" w:fill="cdd4e9"/>
-        </w:tblPrEx>
-        <w:trPr>
-          <w:trHeight w:val="590" w:hRule="atLeast"/>
-        </w:trPr>
-        <w:tc>
-          <w:tcPr>
-            <w:tcW w:type="dxa" w:w="6077"/>
-            <w:tcBorders>
-              <w:top w:val="nil"/>
-              <w:left w:val="nil"/>
-              <w:bottom w:val="nil"/>
-              <w:right w:val="nil"/>
-            </w:tcBorders>
-            <w:shd w:val="clear" w:color="auto" w:fill="auto"/>
-            <w:tcMar>
-              <w:top w:type="dxa" w:w="80"/>
-              <w:left w:type="dxa" w:w="80"/>
-              <w:bottom w:type="dxa" w:w="80"/>
-              <w:right w:type="dxa" w:w="80"/>
-            </w:tcMar>
-            <w:vAlign w:val="center"/>
-          </w:tcPr>
-          <w:p>
-            <w:pPr>
-              <w:pStyle w:val="Body"/>
-              <w:rPr>
-                <w:rFonts w:ascii="Times New Roman" w:cs="Times New Roman" w:hAnsi="Times New Roman" w:eastAsia="Times New Roman"/>
-                <w:b w:val="1"/>
-                <w:bCs w:val="1"/>
-                <w:u w:val="single"/>
-                <w:shd w:val="nil" w:color="auto" w:fill="auto"/>
-                <w:lang w:val="en-US"/>
-              </w:rPr>
-            </w:pPr>
-          </w:p>
-          <w:p>
-            <w:pPr>
-              <w:pStyle w:val="Body"/>
-              <w:bidi w:val="0"/>
-              <w:ind w:left="0" w:right="0" w:firstLine="0"/>
-              <w:jc w:val="left"/>
-              <w:rPr>
-                <w:rtl w:val="0"/>
-              </w:rPr>
-            </w:pPr>
-            <w:r>
-              <w:rPr>
-                <w:rFonts w:ascii="Times New Roman" w:hAnsi="Times New Roman"/>
-                <w:b w:val="1"/>
-                <w:bCs w:val="1"/>
-                <w:u w:val="single"/>
-                <w:shd w:val="nil" w:color="auto" w:fill="auto"/>
-                <w:rtl w:val="0"/>
-                <w:lang w:val="en-US"/>
-              </w:rPr>
-              <w:t xml:space="preserve">Registration Fee (Euro):   </w:t>
-            </w:r>
-            <w:r>
-              <w:rPr>
-                <w:rFonts w:ascii="Times New Roman" w:hAnsi="Times New Roman"/>
-                <w:b w:val="1"/>
-                <w:bCs w:val="1"/>
-                <w:shd w:val="nil" w:color="auto" w:fill="auto"/>
-                <w:rtl w:val="0"/>
-                <w:lang w:val="en-US"/>
-              </w:rPr>
-              <w:t xml:space="preserve">   </w:t>
-            </w:r>
-          </w:p>
-        </w:tc>
-        <w:tc>
-          <w:tcPr>
-            <w:tcW w:type="dxa" w:w="2354"/>
-            <w:tcBorders>
-              <w:top w:val="nil"/>
-              <w:left w:val="nil"/>
-              <w:bottom w:val="nil"/>
-              <w:right w:val="nil"/>
-            </w:tcBorders>
-            <w:shd w:val="clear" w:color="auto" w:fill="auto"/>
-            <w:tcMar>
-              <w:top w:type="dxa" w:w="80"/>
-              <w:left w:type="dxa" w:w="80"/>
-              <w:bottom w:type="dxa" w:w="80"/>
-              <w:right w:type="dxa" w:w="80"/>
-            </w:tcMar>
-            <w:vAlign w:val="center"/>
-          </w:tcPr>
-          <w:p>
-            <w:pPr>
-              <w:pStyle w:val="Body"/>
-              <w:rPr>
-                <w:rFonts w:ascii="Times New Roman" w:cs="Times New Roman" w:hAnsi="Times New Roman" w:eastAsia="Times New Roman"/>
-                <w:b w:val="1"/>
-                <w:bCs w:val="1"/>
-                <w:shd w:val="nil" w:color="auto" w:fill="auto"/>
-                <w:lang w:val="en-US"/>
-              </w:rPr>
-            </w:pPr>
-          </w:p>
-          <w:p>
-            <w:pPr>
-              <w:pStyle w:val="Body"/>
-              <w:bidi w:val="0"/>
-              <w:ind w:left="0" w:right="0" w:firstLine="0"/>
-              <w:jc w:val="left"/>
-              <w:rPr>
-                <w:rtl w:val="0"/>
-              </w:rPr>
-            </w:pPr>
-            <w:r>
-              <w:rPr>
-                <w:rFonts w:ascii="Times New Roman" w:hAnsi="Times New Roman"/>
-                <w:b w:val="1"/>
-                <w:bCs w:val="1"/>
-                <w:shd w:val="nil" w:color="auto" w:fill="auto"/>
-                <w:rtl w:val="0"/>
-                <w:lang w:val="en-US"/>
-              </w:rPr>
-              <w:t>342 Euro</w:t>
-            </w:r>
-          </w:p>
-        </w:tc>
-      </w:tr>
-    </w:tbl>
-    <w:p>
-      <w:pPr>
-        <w:pStyle w:val="Body"/>
-        <w:widowControl w:val="0"/>
-        <w:jc w:val="center"/>
+      <w:r>
         <w:rPr>
           <w:rFonts w:ascii="Times New Roman" w:cs="Times New Roman" w:hAnsi="Times New Roman" w:eastAsia="Times New Roman"/>
           <w:sz w:val="27"/>
           <w:szCs w:val="27"/>
-        </w:rPr>
-      </w:pPr>
-    </w:p>
-    <w:p>
-      <w:pPr>
-        <w:pStyle w:val="Body"/>
-        <w:widowControl w:val="0"/>
-        <w:spacing w:after="240"/>
-        <w:rPr>
-          <w:rFonts w:ascii="Times Roman" w:cs="Times Roman" w:hAnsi="Times Roman" w:eastAsia="Times Roman"/>
-          <w:b w:val="1"/>
-          <w:bCs w:val="1"/>
-          <w:outline w:val="0"/>
-          <w:color w:val="000000"/>
-          <w:u w:color="000000"/>
-          <w14:textFill>
-            <w14:solidFill>
-              <w14:srgbClr w14:val="000000"/>
-            </w14:solidFill>
-          </w14:textFill>
-        </w:rPr>
-      </w:pPr>
-    </w:p>
-    <w:p>
-      <w:pPr>
-        <w:pStyle w:val="Body"/>
-        <w:widowControl w:val="0"/>
-        <w:spacing w:after="240"/>
-        <w:rPr>
-          <w:rFonts w:ascii="Times Roman" w:cs="Times Roman" w:hAnsi="Times Roman" w:eastAsia="Times Roman"/>
-          <w:outline w:val="0"/>
-          <w:color w:val="000000"/>
-          <w:u w:color="000000"/>
-          <w14:textFill>
-            <w14:solidFill>
-              <w14:srgbClr w14:val="000000"/>
-            </w14:solidFill>
-          </w14:textFill>
-        </w:rPr>
-      </w:pPr>
-      <w:r>
-        <w:rPr>
-          <w:rFonts w:ascii="Times Roman" w:cs="Times Roman" w:hAnsi="Times Roman" w:eastAsia="Times Roman"/>
-          <w:b w:val="1"/>
-          <w:bCs w:val="1"/>
-          <w:outline w:val="0"/>
-          <w:color w:val="000000"/>
-          <w:u w:color="000000"/>
-          <w14:textFill>
-            <w14:solidFill>
-              <w14:srgbClr w14:val="000000"/>
-            </w14:solidFill>
-          </w14:textFill>
         </w:rPr>
         <mc:AlternateContent>
           <mc:Choice Requires="wps">
             <w:drawing xmlns:a="http://schemas.openxmlformats.org/drawingml/2006/main">
               <wp:anchor distT="57150" distB="57150" distL="57150" distR="57150" simplePos="0" relativeHeight="251659264" behindDoc="0" locked="0" layoutInCell="1" allowOverlap="1">
                 <wp:simplePos x="0" y="0"/>
-                <wp:positionH relativeFrom="column">
-                  <wp:posOffset>2237105</wp:posOffset>
+                <wp:positionH relativeFrom="margin">
+                  <wp:posOffset>2199004</wp:posOffset>
                 </wp:positionH>
                 <wp:positionV relativeFrom="line">
-                  <wp:posOffset>57150</wp:posOffset>
+                  <wp:posOffset>723775</wp:posOffset>
                 </wp:positionV>
                 <wp:extent cx="111125" cy="116840"/>
                 <wp:effectExtent l="0" t="0" r="0" b="0"/>
@@ -1498,15 +1263,222 @@
           </mc:Choice>
           <mc:Fallback>
             <w:pict>
-              <v:rect id="_x0000_s1027" style="visibility:visible;position:absolute;margin-left:176.1pt;margin-top:4.5pt;width:8.8pt;height:9.2pt;z-index:251659264;mso-position-horizontal:absolute;mso-position-horizontal-relative:text;mso-position-vertical:absolute;mso-position-vertical-relative:line;mso-wrap-distance-left:4.5pt;mso-wrap-distance-top:4.5pt;mso-wrap-distance-right:4.5pt;mso-wrap-distance-bottom:4.5pt;flip:x;">
+              <v:rect id="_x0000_s1027" style="visibility:visible;position:absolute;margin-left:173.1pt;margin-top:57.0pt;width:8.8pt;height:9.2pt;z-index:251659264;mso-position-horizontal:absolute;mso-position-horizontal-relative:margin;mso-position-vertical:absolute;mso-position-vertical-relative:line;mso-wrap-distance-left:4.5pt;mso-wrap-distance-top:4.5pt;mso-wrap-distance-right:4.5pt;mso-wrap-distance-bottom:4.5pt;flip:x;">
                 <v:fill color="#FFFFFF" opacity="100.0%" type="solid"/>
                 <v:stroke filltype="solid" color="#70AD47" opacity="100.0%" weight="1.0pt" dashstyle="solid" endcap="flat" miterlimit="800.0%" joinstyle="miter" linestyle="single" startarrow="none" startarrowwidth="medium" startarrowlength="medium" endarrow="none" endarrowwidth="medium" endarrowlength="medium"/>
-                <w10:wrap type="through" side="bothSides" anchorx="text"/>
+                <w10:wrap type="through" side="bothSides" anchorx="margin"/>
               </v:rect>
             </w:pict>
           </mc:Fallback>
         </mc:AlternateContent>
       </w:r>
+    </w:p>
+    <w:tbl>
+      <w:tblPr>
+        <w:tblW w:w="8431" w:type="dxa"/>
+        <w:jc w:val="center"/>
+        <w:tblInd w:w="216" w:type="dxa"/>
+        <w:tblBorders>
+          <w:top w:val="single" w:color="ffffff" w:sz="8" w:space="0" w:shadow="0" w:frame="0"/>
+          <w:left w:val="single" w:color="ffffff" w:sz="8" w:space="0" w:shadow="0" w:frame="0"/>
+          <w:bottom w:val="single" w:color="ffffff" w:sz="8" w:space="0" w:shadow="0" w:frame="0"/>
+          <w:right w:val="single" w:color="ffffff" w:sz="8" w:space="0" w:shadow="0" w:frame="0"/>
+          <w:insideH w:val="single" w:color="ffffff" w:sz="8" w:space="0" w:shadow="0" w:frame="0"/>
+          <w:insideV w:val="single" w:color="ffffff" w:sz="8" w:space="0" w:shadow="0" w:frame="0"/>
+        </w:tblBorders>
+        <w:shd w:val="clear" w:color="auto" w:fill="cdd4e9"/>
+        <w:tblLayout w:type="fixed"/>
+      </w:tblPr>
+      <w:tblGrid>
+        <w:gridCol w:w="6077"/>
+        <w:gridCol w:w="2354"/>
+      </w:tblGrid>
+      <w:tr>
+        <w:tblPrEx>
+          <w:shd w:val="clear" w:color="auto" w:fill="cdd4e9"/>
+        </w:tblPrEx>
+        <w:trPr>
+          <w:trHeight w:val="610" w:hRule="atLeast"/>
+        </w:trPr>
+        <w:tc>
+          <w:tcPr>
+            <w:tcW w:type="dxa" w:w="6077"/>
+            <w:tcBorders>
+              <w:top w:val="nil"/>
+              <w:left w:val="nil"/>
+              <w:bottom w:val="nil"/>
+              <w:right w:val="nil"/>
+            </w:tcBorders>
+            <w:shd w:val="clear" w:color="auto" w:fill="auto"/>
+            <w:tcMar>
+              <w:top w:type="dxa" w:w="80"/>
+              <w:left w:type="dxa" w:w="80"/>
+              <w:bottom w:type="dxa" w:w="80"/>
+              <w:right w:type="dxa" w:w="80"/>
+            </w:tcMar>
+            <w:vAlign w:val="center"/>
+          </w:tcPr>
+          <w:p>
+            <w:pPr>
+              <w:pStyle w:val="Body A"/>
+              <w:rPr>
+                <w:rFonts w:ascii="Times New Roman" w:cs="Times New Roman" w:hAnsi="Times New Roman" w:eastAsia="Times New Roman"/>
+                <w:b w:val="1"/>
+                <w:bCs w:val="1"/>
+                <w:u w:val="single"/>
+                <w:shd w:val="nil" w:color="auto" w:fill="auto"/>
+                <w:lang w:val="en-US"/>
+              </w:rPr>
+            </w:pPr>
+          </w:p>
+          <w:p>
+            <w:pPr>
+              <w:pStyle w:val="Body A"/>
+              <w:bidi w:val="0"/>
+              <w:ind w:left="0" w:right="0" w:firstLine="0"/>
+              <w:jc w:val="left"/>
+              <w:rPr>
+                <w:rtl w:val="0"/>
+              </w:rPr>
+            </w:pPr>
+            <w:r>
+              <w:rPr>
+                <w:rFonts w:ascii="Times New Roman" w:hAnsi="Times New Roman"/>
+                <w:b w:val="1"/>
+                <w:bCs w:val="1"/>
+                <w:u w:val="single"/>
+                <w:shd w:val="nil" w:color="auto" w:fill="auto"/>
+                <w:rtl w:val="0"/>
+                <w:lang w:val="en-US"/>
+              </w:rPr>
+              <w:t xml:space="preserve">Registration Fee (Euro):   </w:t>
+            </w:r>
+            <w:r>
+              <w:rPr>
+                <w:rFonts w:ascii="Times New Roman" w:hAnsi="Times New Roman"/>
+                <w:b w:val="1"/>
+                <w:bCs w:val="1"/>
+                <w:shd w:val="nil" w:color="auto" w:fill="auto"/>
+                <w:rtl w:val="0"/>
+                <w:lang w:val="en-US"/>
+              </w:rPr>
+              <w:t xml:space="preserve">   </w:t>
+            </w:r>
+          </w:p>
+        </w:tc>
+        <w:tc>
+          <w:tcPr>
+            <w:tcW w:type="dxa" w:w="2354"/>
+            <w:tcBorders>
+              <w:top w:val="nil"/>
+              <w:left w:val="nil"/>
+              <w:bottom w:val="nil"/>
+              <w:right w:val="nil"/>
+            </w:tcBorders>
+            <w:shd w:val="clear" w:color="auto" w:fill="auto"/>
+            <w:tcMar>
+              <w:top w:type="dxa" w:w="80"/>
+              <w:left w:type="dxa" w:w="80"/>
+              <w:bottom w:type="dxa" w:w="80"/>
+              <w:right w:type="dxa" w:w="80"/>
+            </w:tcMar>
+            <w:vAlign w:val="center"/>
+          </w:tcPr>
+          <w:p>
+            <w:pPr>
+              <w:pStyle w:val="Body A"/>
+              <w:rPr>
+                <w:rFonts w:ascii="Times New Roman" w:cs="Times New Roman" w:hAnsi="Times New Roman" w:eastAsia="Times New Roman"/>
+                <w:b w:val="1"/>
+                <w:bCs w:val="1"/>
+                <w:shd w:val="nil" w:color="auto" w:fill="auto"/>
+                <w:lang w:val="en-US"/>
+              </w:rPr>
+            </w:pPr>
+          </w:p>
+          <w:p>
+            <w:pPr>
+              <w:pStyle w:val="Body A"/>
+              <w:bidi w:val="0"/>
+              <w:ind w:left="0" w:right="0" w:firstLine="0"/>
+              <w:jc w:val="left"/>
+              <w:rPr>
+                <w:rtl w:val="0"/>
+              </w:rPr>
+            </w:pPr>
+            <w:r>
+              <w:rPr>
+                <w:rFonts w:ascii="Times New Roman" w:hAnsi="Times New Roman"/>
+                <w:b w:val="1"/>
+                <w:bCs w:val="1"/>
+                <w:shd w:val="nil" w:color="auto" w:fill="auto"/>
+                <w:rtl w:val="0"/>
+                <w:lang w:val="en-US"/>
+              </w:rPr>
+              <w:t>3</w:t>
+            </w:r>
+            <w:r>
+              <w:rPr>
+                <w:rFonts w:ascii="Times New Roman" w:hAnsi="Times New Roman"/>
+                <w:b w:val="1"/>
+                <w:bCs w:val="1"/>
+                <w:shd w:val="nil" w:color="auto" w:fill="auto"/>
+                <w:rtl w:val="0"/>
+                <w:lang w:val="de-DE"/>
+              </w:rPr>
+              <w:t>62</w:t>
+            </w:r>
+            <w:r>
+              <w:rPr>
+                <w:rFonts w:ascii="Times New Roman" w:hAnsi="Times New Roman"/>
+                <w:b w:val="1"/>
+                <w:bCs w:val="1"/>
+                <w:shd w:val="nil" w:color="auto" w:fill="auto"/>
+                <w:rtl w:val="0"/>
+                <w:lang w:val="en-US"/>
+              </w:rPr>
+              <w:t xml:space="preserve"> Euro</w:t>
+            </w:r>
+          </w:p>
+        </w:tc>
+      </w:tr>
+    </w:tbl>
+    <w:p>
+      <w:pPr>
+        <w:pStyle w:val="Body A"/>
+        <w:widowControl w:val="0"/>
+        <w:ind w:left="108" w:hanging="108"/>
+        <w:jc w:val="center"/>
+        <w:rPr>
+          <w:rFonts w:ascii="Times Roman" w:cs="Times Roman" w:hAnsi="Times Roman" w:eastAsia="Times Roman"/>
+          <w:outline w:val="0"/>
+          <w:color w:val="000000"/>
+          <w:u w:color="000000"/>
+          <w14:textFill>
+            <w14:solidFill>
+              <w14:srgbClr w14:val="000000"/>
+            </w14:solidFill>
+          </w14:textFill>
+        </w:rPr>
+      </w:pPr>
+    </w:p>
+    <w:p>
+      <w:pPr>
+        <w:pStyle w:val="Body A"/>
+        <w:widowControl w:val="0"/>
+        <w:spacing w:after="240"/>
+        <w:rPr>
+          <w:rFonts w:ascii="Times Roman" w:cs="Times Roman" w:hAnsi="Times Roman" w:eastAsia="Times Roman"/>
+          <w:outline w:val="0"/>
+          <w:color w:val="000000"/>
+          <w:u w:color="000000"/>
+          <w14:textFill>
+            <w14:solidFill>
+              <w14:srgbClr w14:val="000000"/>
+            </w14:solidFill>
+          </w14:textFill>
+        </w:rPr>
+      </w:pPr>
       <w:r>
         <w:rPr>
           <w:rFonts w:ascii="Times Roman" w:hAnsi="Times Roman"/>
@@ -1544,7 +1516,7 @@
     </w:p>
     <w:p>
       <w:pPr>
-        <w:pStyle w:val="Body"/>
+        <w:pStyle w:val="Body A"/>
         <w:widowControl w:val="0"/>
         <w:spacing w:after="240"/>
         <w:rPr>
@@ -1573,7 +1545,7 @@
             </w14:solidFill>
           </w14:textFill>
         </w:rPr>
-        <w:t>* - Room reservation for 3</w:t>
+        <w:t xml:space="preserve">* - Room reservation for </w:t>
       </w:r>
       <w:r>
         <w:rPr>
@@ -1582,14 +1554,14 @@
           <w:color w:val="000000"/>
           <w:u w:color="000000"/>
           <w:rtl w:val="0"/>
-          <w:lang w:val="it-IT"/>
+          <w:lang w:val="de-DE"/>
           <w14:textFill>
             <w14:solidFill>
               <w14:srgbClr w14:val="000000"/>
             </w14:solidFill>
           </w14:textFill>
         </w:rPr>
-        <w:t>8</w:t>
+        <w:t>43</w:t>
       </w:r>
       <w:r>
         <w:rPr>
@@ -1610,7 +1582,7 @@
     </w:p>
     <w:p>
       <w:pPr>
-        <w:pStyle w:val="Body"/>
+        <w:pStyle w:val="Body A"/>
         <w:widowControl w:val="0"/>
         <w:spacing w:after="240"/>
       </w:pPr>
@@ -1631,19 +1603,6 @@
           </w14:textFill>
         </w:rPr>
         <w:t xml:space="preserve">I would like to share my room with: .................................. </w:t>
-      </w:r>
-      <w:r>
-        <w:rPr>
-          <w:rFonts w:ascii="Times Roman" w:cs="Times Roman" w:hAnsi="Times Roman" w:eastAsia="Times Roman"/>
-          <w:outline w:val="0"/>
-          <w:color w:val="000000"/>
-          <w:u w:color="000000"/>
-          <w14:textFill>
-            <w14:solidFill>
-              <w14:srgbClr w14:val="000000"/>
-            </w14:solidFill>
-          </w14:textFill>
-        </w:rPr>
       </w:r>
     </w:p>
     <w:sectPr>
@@ -1837,9 +1796,9 @@
       </w14:textFill>
     </w:rPr>
   </w:style>
-  <w:style w:type="paragraph" w:styleId="Body">
-    <w:name w:val="Body"/>
-    <w:next w:val="Body"/>
+  <w:style w:type="paragraph" w:styleId="Body A">
+    <w:name w:val="Body A"/>
+    <w:next w:val="Body A"/>
     <w:pPr>
       <w:keepNext w:val="0"/>
       <w:keepLines w:val="0"/>
@@ -1874,8 +1833,9 @@
       <w:shd w:val="nil" w:color="auto" w:fill="auto"/>
       <w:vertAlign w:val="baseline"/>
       <w:lang w:val="en-US"/>
-      <w14:textOutline>
+      <w14:textOutline w14:w="12700" w14:cap="flat">
         <w14:noFill/>
+        <w14:miter w14:lim="400000"/>
       </w14:textOutline>
       <w14:textFill>
         <w14:solidFill>
@@ -2080,17 +2040,17 @@
         <a:solidFill>
           <a:srgbClr val="FFFFFF"/>
         </a:solidFill>
-        <a:ln w="12700" cap="flat">
+        <a:ln w="25400" cap="flat">
           <a:solidFill>
             <a:schemeClr val="accent1"/>
           </a:solidFill>
           <a:prstDash val="solid"/>
-          <a:miter lim="800000"/>
+          <a:round/>
         </a:ln>
         <a:effectLst/>
         <a:sp3d/>
       </a:spPr>
-      <a:bodyPr rot="0" spcFirstLastPara="1" vertOverflow="overflow" horzOverflow="overflow" vert="horz" wrap="square" lIns="45719" tIns="45719" rIns="45719" bIns="45719" numCol="1" spcCol="38100" rtlCol="0" anchor="ctr" upright="0">
+      <a:bodyPr rot="0" spcFirstLastPara="1" vertOverflow="overflow" horzOverflow="overflow" vert="horz" wrap="square" lIns="45718" tIns="45718" rIns="45718" bIns="45718" numCol="1" spcCol="38100" rtlCol="0" anchor="ctr" upright="0">
         <a:spAutoFit/>
       </a:bodyPr>
       <a:lstStyle>
@@ -2118,10 +2078,10 @@
             </a:solidFill>
             <a:effectLst/>
             <a:uFillTx/>
-            <a:latin typeface="Calibri"/>
-            <a:ea typeface="Calibri"/>
-            <a:cs typeface="Calibri"/>
-            <a:sym typeface="Calibri"/>
+            <a:latin typeface="+mn-lt"/>
+            <a:ea typeface="+mn-ea"/>
+            <a:cs typeface="+mn-cs"/>
+            <a:sym typeface="Helvetica Neue"/>
           </a:defRPr>
         </a:defPPr>
         <a:lvl1pPr marL="0" marR="0" indent="0" algn="l" defTabSz="914400" rtl="0" fontAlgn="auto" latinLnBrk="1" hangingPunct="0">
@@ -2369,12 +2329,12 @@
     <a:lnDef>
       <a:spPr>
         <a:noFill/>
-        <a:ln w="12700" cap="flat">
+        <a:ln w="25400" cap="flat">
           <a:solidFill>
             <a:schemeClr val="accent1"/>
           </a:solidFill>
           <a:prstDash val="solid"/>
-          <a:miter lim="800000"/>
+          <a:round/>
         </a:ln>
         <a:effectLst/>
         <a:sp3d/>
@@ -2661,7 +2621,7 @@
         <a:effectLst/>
         <a:sp3d/>
       </a:spPr>
-      <a:bodyPr rot="0" spcFirstLastPara="1" vertOverflow="overflow" horzOverflow="overflow" vert="horz" wrap="square" lIns="45719" tIns="45719" rIns="45719" bIns="45719" numCol="1" spcCol="38100" rtlCol="0" anchor="t" upright="0">
+      <a:bodyPr rot="0" spcFirstLastPara="1" vertOverflow="overflow" horzOverflow="overflow" vert="horz" wrap="square" lIns="45718" tIns="45718" rIns="45718" bIns="45718" numCol="1" spcCol="38100" rtlCol="0" anchor="t" upright="0">
         <a:spAutoFit/>
       </a:bodyPr>
       <a:lstStyle>
@@ -2689,10 +2649,10 @@
             </a:solidFill>
             <a:effectLst/>
             <a:uFillTx/>
-            <a:latin typeface="Calibri"/>
-            <a:ea typeface="Calibri"/>
-            <a:cs typeface="Calibri"/>
-            <a:sym typeface="Calibri"/>
+            <a:latin typeface="+mn-lt"/>
+            <a:ea typeface="+mn-ea"/>
+            <a:cs typeface="+mn-cs"/>
+            <a:sym typeface="Helvetica Neue"/>
           </a:defRPr>
         </a:defPPr>
         <a:lvl1pPr marL="0" marR="0" indent="0" algn="l" defTabSz="914400" rtl="0" fontAlgn="auto" latinLnBrk="1" hangingPunct="0">

--- a/MW_application.docx
+++ b/MW_application.docx
@@ -1561,7 +1561,7 @@
             </w14:solidFill>
           </w14:textFill>
         </w:rPr>
-        <w:t>43</w:t>
+        <w:t>45</w:t>
       </w:r>
       <w:r>
         <w:rPr>
